--- a/policies/build/chapters_v2/PSQ/document/PSQ_Package_v2/PSQ3/SOP_PSQ3_quality_indicators_data_analysis_and_improvement.docx
+++ b/policies/build/chapters_v2/PSQ/document/PSQ_Package_v2/PSQ3/SOP_PSQ3_quality_indicators_data_analysis_and_improvement.docx
@@ -478,13 +478,12 @@
           <w:b/>
           <w:i/>
         </w:rPr>
-        <w:t xml:space="preserve">Why this step matters: </w:t>
+        <w:t>Why this step matters: Picking only outcome indicators tells you what happened but not why — you need structure and process measures too, or there's nothing to actually act on.</w:t>
       </w:r>
       <w:r>
         <w:rPr>
           <w:i/>
         </w:rPr>
-        <w:t>This is the paper trail that proves the requirement was actually carried out, not just described in the policy. NABH checks this as part of how a genuine patient-safety and quality programme actually runs.</w:t>
       </w:r>
     </w:p>
     <w:p>
@@ -535,13 +534,12 @@
           <w:b/>
           <w:i/>
         </w:rPr>
-        <w:t xml:space="preserve">Why this step matters: </w:t>
+        <w:t>Why this step matters: This is where IPC's own hard-won infection data earns its keep — feeding it into the same quality system means infection trends get the same improvement attention as everything else, not left as someone else's problem.</w:t>
       </w:r>
       <w:r>
         <w:rPr>
           <w:i/>
         </w:rPr>
-        <w:t>This is the paper trail that proves the requirement was actually carried out, not just described in the policy. NABH checks this as part of how a genuine patient-safety and quality programme actually runs.</w:t>
       </w:r>
     </w:p>
     <w:p>
@@ -587,13 +585,12 @@
           <w:b/>
           <w:i/>
         </w:rPr>
-        <w:t xml:space="preserve">Why this step matters: </w:t>
+        <w:t>Why this step matters: A hospital can be clinically excellent and still fail patients through operational problems — bed delays, equipment downtime — if no one tracks those with the same rigour as clinical indicators.</w:t>
       </w:r>
       <w:r>
         <w:rPr>
           <w:i/>
         </w:rPr>
-        <w:t>This is the paper trail that proves the requirement was actually carried out, not just described in the policy. NABH checks this as part of how a genuine patient-safety and quality programme actually runs.</w:t>
       </w:r>
     </w:p>
     <w:p>
@@ -639,13 +636,12 @@
           <w:b/>
           <w:i/>
         </w:rPr>
-        <w:t xml:space="preserve">Why this step matters: </w:t>
+        <w:t>Why this step matters: Burying falls and medication errors inside one generic 'quality' number hides exactly the signal leadership most needs to see.</w:t>
       </w:r>
       <w:r>
         <w:rPr>
           <w:i/>
         </w:rPr>
-        <w:t>This is the paper trail that proves the requirement was actually carried out, not just described in the policy. NABH checks this as part of how a genuine patient-safety and quality programme actually runs.</w:t>
       </w:r>
     </w:p>
     <w:p>
@@ -691,13 +687,12 @@
           <w:b/>
           <w:i/>
         </w:rPr>
-        <w:t xml:space="preserve">Why this step matters: </w:t>
+        <w:t>Why this step matters: An indicator built on unchecked data can show an improvement that never actually happened — verification is what makes the whole indicator system trustworthy.</w:t>
       </w:r>
       <w:r>
         <w:rPr>
           <w:i/>
         </w:rPr>
-        <w:t>This is the paper trail that proves the requirement was actually carried out, not just described in the policy. NABH checks this as part of how a genuine patient-safety and quality programme actually runs.</w:t>
       </w:r>
     </w:p>
     <w:p>
@@ -743,13 +738,12 @@
           <w:b/>
           <w:i/>
         </w:rPr>
-        <w:t xml:space="preserve">Why this step matters: </w:t>
+        <w:t>Why this step matters: Reacting to every random blip in a control chart wastes effort chasing noise instead of the real signal that actually needs fixing.</w:t>
       </w:r>
       <w:r>
         <w:rPr>
           <w:i/>
         </w:rPr>
-        <w:t>This is the paper trail that proves the requirement was actually carried out, not just described in the policy. NABH checks this as part of how a genuine patient-safety and quality programme actually runs.</w:t>
       </w:r>
     </w:p>
     <w:p>
@@ -800,13 +794,12 @@
           <w:b/>
           <w:i/>
         </w:rPr>
-        <w:t xml:space="preserve">Why this step matters: </w:t>
+        <w:t>Why this step matters: A project declared 'complete' without re-checking the indicator afterward might have changed nothing at all.</w:t>
       </w:r>
       <w:r>
         <w:rPr>
           <w:i/>
         </w:rPr>
-        <w:t>This is the paper trail that proves the requirement was actually carried out, not just described in the policy. NABH checks this as part of how a genuine patient-safety and quality programme actually runs.</w:t>
       </w:r>
     </w:p>
     <w:p>
@@ -857,13 +850,12 @@
           <w:b/>
           <w:i/>
         </w:rPr>
-        <w:t xml:space="preserve">Why this step matters: </w:t>
+        <w:t>Why this step matters: A number nobody on the ward ever sees can't change anyone's behaviour — feedback only works if it reaches the people who can act on it.</w:t>
       </w:r>
       <w:r>
         <w:rPr>
           <w:i/>
         </w:rPr>
-        <w:t>This is the paper trail that proves the requirement was actually carried out, not just described in the policy. NABH checks this as part of how a genuine patient-safety and quality programme actually runs.</w:t>
       </w:r>
     </w:p>
     <w:p>
@@ -971,7 +963,7 @@
         <w:rPr>
           <w:i/>
         </w:rPr>
-        <w:t>NABH — Accreditation Standards for Hospitals, 6th Edition, PSQ.3 — named source, no working link could be verified from here; check directly.</w:t>
+        <w:t>National Accreditation Board for Hospitals and Healthcare Providers. (2025). NABH accreditation standards for hospitals (6th ed.), PSQ.3. ISBN 978-81-965264-9-8. https://portal.nabh.co/images/Standards/NABH%20Hospital%20Accreditation%20Standard%206th%20Edition%20January%202025.pdf</w:t>
       </w:r>
     </w:p>
     <w:p>

--- a/policies/build/chapters_v2/PSQ/document/PSQ_Package_v2/PSQ3/SOP_PSQ3_quality_indicators_data_analysis_and_improvement.docx
+++ b/policies/build/chapters_v2/PSQ/document/PSQ_Package_v2/PSQ3/SOP_PSQ3_quality_indicators_data_analysis_and_improvement.docx
@@ -959,12 +959,15 @@
       <w:pPr>
         <w:pStyle w:val="ListParagraph"/>
       </w:pPr>
-      <w:r>
-        <w:rPr>
-          <w:i/>
-        </w:rPr>
-        <w:t>National Accreditation Board for Hospitals and Healthcare Providers. (2025). NABH accreditation standards for hospitals (6th ed.), PSQ.3. ISBN 978-81-965264-9-8. https://portal.nabh.co/images/Standards/NABH%20Hospital%20Accreditation%20Standard%206th%20Edition%20January%202025.pdf</w:t>
-      </w:r>
+      <w:hyperlink r:id="rId15">
+        <w:r>
+          <w:rPr>
+            <w:rStyle w:val="Hyperlink"/>
+            <w:i/>
+          </w:rPr>
+          <w:t>National Accreditation Board for Hospitals and Healthcare Providers. (2025). NABH accreditation standards for hospitals (6th ed.), PSQ.3. ISBN 978-81-965264-9-8. https://portal.nabh.co/images/Standards/NABH%20Hospital%20Accreditation%20Standard%206th%20Edition%20January%202025.pdf</w:t>
+        </w:r>
+      </w:hyperlink>
     </w:p>
     <w:p>
       <w:pPr>
